--- a/hin/docx/012.content.docx
+++ b/hin/docx/012.content.docx
@@ -340,7 +340,7 @@
       <w:r>
         <w:drawing>
           <wp:inline xmlns:a="http://schemas.openxmlformats.org/drawingml/2006/main" xmlns:pic="http://schemas.openxmlformats.org/drawingml/2006/picture">
-            <wp:extent cx="6096000" cy="3425952"/>
+            <wp:extent cx="6096000" cy="4572000"/>
             <wp:docPr id="2" name="Picture 2"/>
             <wp:cNvGraphicFramePr>
               <a:graphicFrameLocks noChangeAspect="1"/>
@@ -361,7 +361,7 @@
                   <pic:spPr>
                     <a:xfrm>
                       <a:off x="0" y="0"/>
-                      <a:ext cx="6096000" cy="3425952"/>
+                      <a:ext cx="6096000" cy="4572000"/>
                     </a:xfrm>
                     <a:prstGeom prst="rect"/>
                   </pic:spPr>
@@ -418,7 +418,7 @@
         <w:rPr>
           <w:lang w:val="hi_IN" w:bidi="hi_IN"/>
         </w:rPr>
-        <w:t>घर की पत्थर की नींव</w:t>
+        <w:t>घर पर लहू</w:t>
       </w:r>
       <w:r>
         <w:rPr>
@@ -454,7 +454,7 @@
       <w:r>
         <w:drawing>
           <wp:inline xmlns:a="http://schemas.openxmlformats.org/drawingml/2006/main" xmlns:pic="http://schemas.openxmlformats.org/drawingml/2006/picture">
-            <wp:extent cx="6096000" cy="4572000"/>
+            <wp:extent cx="6096000" cy="3432048"/>
             <wp:docPr id="3" name="Picture 3"/>
             <wp:cNvGraphicFramePr>
               <a:graphicFrameLocks noChangeAspect="1"/>
@@ -475,7 +475,7 @@
                   <pic:spPr>
                     <a:xfrm>
                       <a:off x="0" y="0"/>
-                      <a:ext cx="6096000" cy="4572000"/>
+                      <a:ext cx="6096000" cy="3432048"/>
                     </a:xfrm>
                     <a:prstGeom prst="rect"/>
                   </pic:spPr>
@@ -682,7 +682,7 @@
       <w:r>
         <w:drawing>
           <wp:inline xmlns:a="http://schemas.openxmlformats.org/drawingml/2006/main" xmlns:pic="http://schemas.openxmlformats.org/drawingml/2006/picture">
-            <wp:extent cx="6096000" cy="3432048"/>
+            <wp:extent cx="6096000" cy="6096000"/>
             <wp:docPr id="5" name="Picture 5"/>
             <wp:cNvGraphicFramePr>
               <a:graphicFrameLocks noChangeAspect="1"/>
@@ -703,7 +703,7 @@
                   <pic:spPr>
                     <a:xfrm>
                       <a:off x="0" y="0"/>
-                      <a:ext cx="6096000" cy="3432048"/>
+                      <a:ext cx="6096000" cy="6096000"/>
                     </a:xfrm>
                     <a:prstGeom prst="rect"/>
                   </pic:spPr>
@@ -760,7 +760,7 @@
         <w:rPr>
           <w:lang w:val="hi_IN" w:bidi="hi_IN"/>
         </w:rPr>
-        <w:t>घर पर लहू</w:t>
+        <w:t>घरेलू देवता</w:t>
       </w:r>
       <w:r>
         <w:rPr>
@@ -796,7 +796,7 @@
       <w:r>
         <w:drawing>
           <wp:inline xmlns:a="http://schemas.openxmlformats.org/drawingml/2006/main" xmlns:pic="http://schemas.openxmlformats.org/drawingml/2006/picture">
-            <wp:extent cx="6096000" cy="6096000"/>
+            <wp:extent cx="6096000" cy="4334256"/>
             <wp:docPr id="6" name="Picture 6"/>
             <wp:cNvGraphicFramePr>
               <a:graphicFrameLocks noChangeAspect="1"/>
@@ -817,7 +817,7 @@
                   <pic:spPr>
                     <a:xfrm>
                       <a:off x="0" y="0"/>
-                      <a:ext cx="6096000" cy="6096000"/>
+                      <a:ext cx="6096000" cy="4334256"/>
                     </a:xfrm>
                     <a:prstGeom prst="rect"/>
                   </pic:spPr>
@@ -910,7 +910,7 @@
       <w:r>
         <w:drawing>
           <wp:inline xmlns:a="http://schemas.openxmlformats.org/drawingml/2006/main" xmlns:pic="http://schemas.openxmlformats.org/drawingml/2006/picture">
-            <wp:extent cx="6096000" cy="4334256"/>
+            <wp:extent cx="6096000" cy="4066032"/>
             <wp:docPr id="7" name="Picture 7"/>
             <wp:cNvGraphicFramePr>
               <a:graphicFrameLocks noChangeAspect="1"/>
@@ -931,7 +931,7 @@
                   <pic:spPr>
                     <a:xfrm>
                       <a:off x="0" y="0"/>
-                      <a:ext cx="6096000" cy="4334256"/>
+                      <a:ext cx="6096000" cy="4066032"/>
                     </a:xfrm>
                     <a:prstGeom prst="rect"/>
                   </pic:spPr>
@@ -1024,7 +1024,7 @@
       <w:r>
         <w:drawing>
           <wp:inline xmlns:a="http://schemas.openxmlformats.org/drawingml/2006/main" xmlns:pic="http://schemas.openxmlformats.org/drawingml/2006/picture">
-            <wp:extent cx="6096000" cy="4066032"/>
+            <wp:extent cx="6096000" cy="5931408"/>
             <wp:docPr id="8" name="Picture 8"/>
             <wp:cNvGraphicFramePr>
               <a:graphicFrameLocks noChangeAspect="1"/>
@@ -1045,7 +1045,7 @@
                   <pic:spPr>
                     <a:xfrm>
                       <a:off x="0" y="0"/>
-                      <a:ext cx="6096000" cy="4066032"/>
+                      <a:ext cx="6096000" cy="5931408"/>
                     </a:xfrm>
                     <a:prstGeom prst="rect"/>
                   </pic:spPr>
@@ -1102,7 +1102,7 @@
         <w:rPr>
           <w:lang w:val="hi_IN" w:bidi="hi_IN"/>
         </w:rPr>
-        <w:t>घरेलू देवता</w:t>
+        <w:t>घास और भूसा</w:t>
       </w:r>
       <w:r>
         <w:rPr>
@@ -1138,7 +1138,7 @@
       <w:r>
         <w:drawing>
           <wp:inline xmlns:a="http://schemas.openxmlformats.org/drawingml/2006/main" xmlns:pic="http://schemas.openxmlformats.org/drawingml/2006/picture">
-            <wp:extent cx="6096000" cy="5931408"/>
+            <wp:extent cx="6096000" cy="4572000"/>
             <wp:docPr id="9" name="Picture 9"/>
             <wp:cNvGraphicFramePr>
               <a:graphicFrameLocks noChangeAspect="1"/>
@@ -1159,7 +1159,7 @@
                   <pic:spPr>
                     <a:xfrm>
                       <a:off x="0" y="0"/>
-                      <a:ext cx="6096000" cy="5931408"/>
+                      <a:ext cx="6096000" cy="4572000"/>
                     </a:xfrm>
                     <a:prstGeom prst="rect"/>
                   </pic:spPr>
@@ -1444,7 +1444,7 @@
         <w:rPr>
           <w:lang w:val="hi_IN" w:bidi="hi_IN"/>
         </w:rPr>
-        <w:t>घास और भूसा</w:t>
+        <w:t>घोड़ा</w:t>
       </w:r>
       <w:r>
         <w:rPr>
@@ -1558,7 +1558,7 @@
         <w:rPr>
           <w:lang w:val="hi_IN" w:bidi="hi_IN"/>
         </w:rPr>
-        <w:t>घूँघट</w:t>
+        <w:t>घोड़ा</w:t>
       </w:r>
       <w:r>
         <w:rPr>
@@ -1594,7 +1594,7 @@
       <w:r>
         <w:drawing>
           <wp:inline xmlns:a="http://schemas.openxmlformats.org/drawingml/2006/main" xmlns:pic="http://schemas.openxmlformats.org/drawingml/2006/picture">
-            <wp:extent cx="6096000" cy="9525000"/>
+            <wp:extent cx="6096000" cy="4066032"/>
             <wp:docPr id="13" name="Picture 13"/>
             <wp:cNvGraphicFramePr>
               <a:graphicFrameLocks noChangeAspect="1"/>
@@ -1615,348 +1615,6 @@
                   <pic:spPr>
                     <a:xfrm>
                       <a:off x="0" y="0"/>
-                      <a:ext cx="6096000" cy="9525000"/>
-                    </a:xfrm>
-                    <a:prstGeom prst="rect"/>
-                  </pic:spPr>
-                </pic:pic>
-              </a:graphicData>
-            </a:graphic>
-          </wp:inline>
-        </w:drawing>
-      </w:r>
-    </w:p>
-    <w:p>
-      <w:pPr/>
-      <w:r>
-        <w:rPr>
-          <w:lang w:val="hi_IN" w:bidi="hi_IN"/>
-        </w:rPr>
-      </w:r>
-      <w:hyperlink r:id="rId38">
-        <w:r>
-          <w:rPr>
-            <w:lang w:val="hi_IN" w:bidi="hi_IN"/>
-          </w:rPr>
-          <w:rPr>
-            <w:color w:val="0000EE"/>
-            <w:u w:val="single"/>
-          </w:rPr>
-          <w:t>link</w:t>
-        </w:r>
-      </w:hyperlink>
-      <w:r>
-        <w:rPr>
-          <w:lang w:val="hi_IN" w:bidi="hi_IN"/>
-        </w:rPr>
-      </w:r>
-      <w:r>
-        <w:rPr>
-          <w:lang w:val="hi_IN" w:bidi="hi_IN"/>
-        </w:rPr>
-      </w:r>
-    </w:p>
-    <w:p>
-      <w:pPr/>
-      <w:r>
-        <w:rPr>
-          <w:lang w:val="hi_IN" w:bidi="hi_IN"/>
-        </w:rPr>
-      </w:r>
-    </w:p>
-    <w:p>
-      <w:pPr>
-        <w:pStyle w:val="Heading2"/>
-      </w:pPr>
-      <w:r>
-        <w:rPr>
-          <w:lang w:val="hi_IN" w:bidi="hi_IN"/>
-        </w:rPr>
-        <w:t>घूँघट</w:t>
-      </w:r>
-      <w:r>
-        <w:rPr>
-          <w:lang w:val="hi_IN" w:bidi="hi_IN"/>
-        </w:rPr>
-      </w:r>
-    </w:p>
-    <w:p>
-      <w:pPr>
-        <w:pStyle w:val="Heading4"/>
-      </w:pPr>
-      <w:r>
-        <w:rPr>
-          <w:lang w:val="hi_IN" w:bidi="hi_IN"/>
-        </w:rPr>
-        <w:t>Image Content</w:t>
-      </w:r>
-      <w:r>
-        <w:rPr>
-          <w:lang w:val="hi_IN" w:bidi="hi_IN"/>
-        </w:rPr>
-      </w:r>
-    </w:p>
-    <w:p>
-      <w:pPr/>
-      <w:r>
-        <w:rPr>
-          <w:lang w:val="hi_IN" w:bidi="hi_IN"/>
-        </w:rPr>
-      </w:r>
-    </w:p>
-    <w:p>
-      <w:r>
-        <w:drawing>
-          <wp:inline xmlns:a="http://schemas.openxmlformats.org/drawingml/2006/main" xmlns:pic="http://schemas.openxmlformats.org/drawingml/2006/picture">
-            <wp:extent cx="6096000" cy="3413760"/>
-            <wp:docPr id="14" name="Picture 14"/>
-            <wp:cNvGraphicFramePr>
-              <a:graphicFrameLocks noChangeAspect="1"/>
-            </wp:cNvGraphicFramePr>
-            <a:graphic>
-              <a:graphicData uri="http://schemas.openxmlformats.org/drawingml/2006/picture">
-                <pic:pic>
-                  <pic:nvPicPr>
-                    <pic:cNvPr id="0" name="image.jpg"/>
-                    <pic:cNvPicPr/>
-                  </pic:nvPicPr>
-                  <pic:blipFill>
-                    <a:blip r:embed="rId39"/>
-                    <a:stretch>
-                      <a:fillRect/>
-                    </a:stretch>
-                  </pic:blipFill>
-                  <pic:spPr>
-                    <a:xfrm>
-                      <a:off x="0" y="0"/>
-                      <a:ext cx="6096000" cy="3413760"/>
-                    </a:xfrm>
-                    <a:prstGeom prst="rect"/>
-                  </pic:spPr>
-                </pic:pic>
-              </a:graphicData>
-            </a:graphic>
-          </wp:inline>
-        </w:drawing>
-      </w:r>
-    </w:p>
-    <w:p>
-      <w:pPr/>
-      <w:r>
-        <w:rPr>
-          <w:lang w:val="hi_IN" w:bidi="hi_IN"/>
-        </w:rPr>
-      </w:r>
-      <w:hyperlink r:id="rId40">
-        <w:r>
-          <w:rPr>
-            <w:lang w:val="hi_IN" w:bidi="hi_IN"/>
-          </w:rPr>
-          <w:rPr>
-            <w:color w:val="0000EE"/>
-            <w:u w:val="single"/>
-          </w:rPr>
-          <w:t>link</w:t>
-        </w:r>
-      </w:hyperlink>
-      <w:r>
-        <w:rPr>
-          <w:lang w:val="hi_IN" w:bidi="hi_IN"/>
-        </w:rPr>
-      </w:r>
-      <w:r>
-        <w:rPr>
-          <w:lang w:val="hi_IN" w:bidi="hi_IN"/>
-        </w:rPr>
-      </w:r>
-    </w:p>
-    <w:p>
-      <w:pPr/>
-      <w:r>
-        <w:rPr>
-          <w:lang w:val="hi_IN" w:bidi="hi_IN"/>
-        </w:rPr>
-      </w:r>
-    </w:p>
-    <w:p>
-      <w:pPr>
-        <w:pStyle w:val="Heading2"/>
-      </w:pPr>
-      <w:r>
-        <w:rPr>
-          <w:lang w:val="hi_IN" w:bidi="hi_IN"/>
-        </w:rPr>
-        <w:t>घोड़ा</w:t>
-      </w:r>
-      <w:r>
-        <w:rPr>
-          <w:lang w:val="hi_IN" w:bidi="hi_IN"/>
-        </w:rPr>
-      </w:r>
-    </w:p>
-    <w:p>
-      <w:pPr>
-        <w:pStyle w:val="Heading4"/>
-      </w:pPr>
-      <w:r>
-        <w:rPr>
-          <w:lang w:val="hi_IN" w:bidi="hi_IN"/>
-        </w:rPr>
-        <w:t>Image Content</w:t>
-      </w:r>
-      <w:r>
-        <w:rPr>
-          <w:lang w:val="hi_IN" w:bidi="hi_IN"/>
-        </w:rPr>
-      </w:r>
-    </w:p>
-    <w:p>
-      <w:pPr/>
-      <w:r>
-        <w:rPr>
-          <w:lang w:val="hi_IN" w:bidi="hi_IN"/>
-        </w:rPr>
-      </w:r>
-    </w:p>
-    <w:p>
-      <w:r>
-        <w:drawing>
-          <wp:inline xmlns:a="http://schemas.openxmlformats.org/drawingml/2006/main" xmlns:pic="http://schemas.openxmlformats.org/drawingml/2006/picture">
-            <wp:extent cx="6096000" cy="4572000"/>
-            <wp:docPr id="15" name="Picture 15"/>
-            <wp:cNvGraphicFramePr>
-              <a:graphicFrameLocks noChangeAspect="1"/>
-            </wp:cNvGraphicFramePr>
-            <a:graphic>
-              <a:graphicData uri="http://schemas.openxmlformats.org/drawingml/2006/picture">
-                <pic:pic>
-                  <pic:nvPicPr>
-                    <pic:cNvPr id="0" name="image.jpg"/>
-                    <pic:cNvPicPr/>
-                  </pic:nvPicPr>
-                  <pic:blipFill>
-                    <a:blip r:embed="rId41"/>
-                    <a:stretch>
-                      <a:fillRect/>
-                    </a:stretch>
-                  </pic:blipFill>
-                  <pic:spPr>
-                    <a:xfrm>
-                      <a:off x="0" y="0"/>
-                      <a:ext cx="6096000" cy="4572000"/>
-                    </a:xfrm>
-                    <a:prstGeom prst="rect"/>
-                  </pic:spPr>
-                </pic:pic>
-              </a:graphicData>
-            </a:graphic>
-          </wp:inline>
-        </w:drawing>
-      </w:r>
-    </w:p>
-    <w:p>
-      <w:pPr/>
-      <w:r>
-        <w:rPr>
-          <w:lang w:val="hi_IN" w:bidi="hi_IN"/>
-        </w:rPr>
-      </w:r>
-      <w:hyperlink r:id="rId42">
-        <w:r>
-          <w:rPr>
-            <w:lang w:val="hi_IN" w:bidi="hi_IN"/>
-          </w:rPr>
-          <w:rPr>
-            <w:color w:val="0000EE"/>
-            <w:u w:val="single"/>
-          </w:rPr>
-          <w:t>link</w:t>
-        </w:r>
-      </w:hyperlink>
-      <w:r>
-        <w:rPr>
-          <w:lang w:val="hi_IN" w:bidi="hi_IN"/>
-        </w:rPr>
-      </w:r>
-      <w:r>
-        <w:rPr>
-          <w:lang w:val="hi_IN" w:bidi="hi_IN"/>
-        </w:rPr>
-      </w:r>
-    </w:p>
-    <w:p>
-      <w:pPr/>
-      <w:r>
-        <w:rPr>
-          <w:lang w:val="hi_IN" w:bidi="hi_IN"/>
-        </w:rPr>
-      </w:r>
-    </w:p>
-    <w:p>
-      <w:pPr>
-        <w:pStyle w:val="Heading2"/>
-      </w:pPr>
-      <w:r>
-        <w:rPr>
-          <w:lang w:val="hi_IN" w:bidi="hi_IN"/>
-        </w:rPr>
-        <w:t>घोड़ा</w:t>
-      </w:r>
-      <w:r>
-        <w:rPr>
-          <w:lang w:val="hi_IN" w:bidi="hi_IN"/>
-        </w:rPr>
-      </w:r>
-    </w:p>
-    <w:p>
-      <w:pPr>
-        <w:pStyle w:val="Heading4"/>
-      </w:pPr>
-      <w:r>
-        <w:rPr>
-          <w:lang w:val="hi_IN" w:bidi="hi_IN"/>
-        </w:rPr>
-        <w:t>Image Content</w:t>
-      </w:r>
-      <w:r>
-        <w:rPr>
-          <w:lang w:val="hi_IN" w:bidi="hi_IN"/>
-        </w:rPr>
-      </w:r>
-    </w:p>
-    <w:p>
-      <w:pPr/>
-      <w:r>
-        <w:rPr>
-          <w:lang w:val="hi_IN" w:bidi="hi_IN"/>
-        </w:rPr>
-      </w:r>
-    </w:p>
-    <w:p>
-      <w:r>
-        <w:drawing>
-          <wp:inline xmlns:a="http://schemas.openxmlformats.org/drawingml/2006/main" xmlns:pic="http://schemas.openxmlformats.org/drawingml/2006/picture">
-            <wp:extent cx="6096000" cy="4066032"/>
-            <wp:docPr id="16" name="Picture 16"/>
-            <wp:cNvGraphicFramePr>
-              <a:graphicFrameLocks noChangeAspect="1"/>
-            </wp:cNvGraphicFramePr>
-            <a:graphic>
-              <a:graphicData uri="http://schemas.openxmlformats.org/drawingml/2006/picture">
-                <pic:pic>
-                  <pic:nvPicPr>
-                    <pic:cNvPr id="0" name="image.jpg"/>
-                    <pic:cNvPicPr/>
-                  </pic:nvPicPr>
-                  <pic:blipFill>
-                    <a:blip r:embed="rId43"/>
-                    <a:stretch>
-                      <a:fillRect/>
-                    </a:stretch>
-                  </pic:blipFill>
-                  <pic:spPr>
-                    <a:xfrm>
-                      <a:off x="0" y="0"/>
                       <a:ext cx="6096000" cy="4066032"/>
                     </a:xfrm>
                     <a:prstGeom prst="rect"/>
@@ -1975,121 +1633,7 @@
           <w:lang w:val="hi_IN" w:bidi="hi_IN"/>
         </w:rPr>
       </w:r>
-      <w:hyperlink r:id="rId44">
-        <w:r>
-          <w:rPr>
-            <w:lang w:val="hi_IN" w:bidi="hi_IN"/>
-          </w:rPr>
-          <w:rPr>
-            <w:color w:val="0000EE"/>
-            <w:u w:val="single"/>
-          </w:rPr>
-          <w:t>link</w:t>
-        </w:r>
-      </w:hyperlink>
-      <w:r>
-        <w:rPr>
-          <w:lang w:val="hi_IN" w:bidi="hi_IN"/>
-        </w:rPr>
-      </w:r>
-      <w:r>
-        <w:rPr>
-          <w:lang w:val="hi_IN" w:bidi="hi_IN"/>
-        </w:rPr>
-      </w:r>
-    </w:p>
-    <w:p>
-      <w:pPr/>
-      <w:r>
-        <w:rPr>
-          <w:lang w:val="hi_IN" w:bidi="hi_IN"/>
-        </w:rPr>
-      </w:r>
-    </w:p>
-    <w:p>
-      <w:pPr>
-        <w:pStyle w:val="Heading2"/>
-      </w:pPr>
-      <w:r>
-        <w:rPr>
-          <w:lang w:val="hi_IN" w:bidi="hi_IN"/>
-        </w:rPr>
-        <w:t>घोड़ा</w:t>
-      </w:r>
-      <w:r>
-        <w:rPr>
-          <w:lang w:val="hi_IN" w:bidi="hi_IN"/>
-        </w:rPr>
-      </w:r>
-    </w:p>
-    <w:p>
-      <w:pPr>
-        <w:pStyle w:val="Heading4"/>
-      </w:pPr>
-      <w:r>
-        <w:rPr>
-          <w:lang w:val="hi_IN" w:bidi="hi_IN"/>
-        </w:rPr>
-        <w:t>Image Content</w:t>
-      </w:r>
-      <w:r>
-        <w:rPr>
-          <w:lang w:val="hi_IN" w:bidi="hi_IN"/>
-        </w:rPr>
-      </w:r>
-    </w:p>
-    <w:p>
-      <w:pPr/>
-      <w:r>
-        <w:rPr>
-          <w:lang w:val="hi_IN" w:bidi="hi_IN"/>
-        </w:rPr>
-      </w:r>
-    </w:p>
-    <w:p>
-      <w:r>
-        <w:drawing>
-          <wp:inline xmlns:a="http://schemas.openxmlformats.org/drawingml/2006/main" xmlns:pic="http://schemas.openxmlformats.org/drawingml/2006/picture">
-            <wp:extent cx="6096000" cy="4486656"/>
-            <wp:docPr id="17" name="Picture 17"/>
-            <wp:cNvGraphicFramePr>
-              <a:graphicFrameLocks noChangeAspect="1"/>
-            </wp:cNvGraphicFramePr>
-            <a:graphic>
-              <a:graphicData uri="http://schemas.openxmlformats.org/drawingml/2006/picture">
-                <pic:pic>
-                  <pic:nvPicPr>
-                    <pic:cNvPr id="0" name="image.jpg"/>
-                    <pic:cNvPicPr/>
-                  </pic:nvPicPr>
-                  <pic:blipFill>
-                    <a:blip r:embed="rId45"/>
-                    <a:stretch>
-                      <a:fillRect/>
-                    </a:stretch>
-                  </pic:blipFill>
-                  <pic:spPr>
-                    <a:xfrm>
-                      <a:off x="0" y="0"/>
-                      <a:ext cx="6096000" cy="4486656"/>
-                    </a:xfrm>
-                    <a:prstGeom prst="rect"/>
-                  </pic:spPr>
-                </pic:pic>
-              </a:graphicData>
-            </a:graphic>
-          </wp:inline>
-        </w:drawing>
-      </w:r>
-    </w:p>
-    <w:p>
-      <w:pPr/>
-      <w:r>
-        <w:rPr>
-          <w:lang w:val="hi_IN" w:bidi="hi_IN"/>
-        </w:rPr>
-      </w:r>
-      <w:hyperlink r:id="rId46">
+      <w:hyperlink r:id="rId38">
         <w:r>
           <w:rPr>
             <w:lang w:val="hi_IN" w:bidi="hi_IN"/>
